--- a/Interview_Questions.docx
+++ b/Interview_Questions.docx
@@ -12,6 +12,18 @@
         <w:rPr>
           <w:lang w:val="en-IN"/>
         </w:rPr>
+        <w:t>Interview Questions:</w:t>
+      </w:r>
+      <w:r>
+        <w:rPr>
+          <w:lang w:val="en-IN"/>
+        </w:rPr>
+        <w:br/>
+      </w:r>
+      <w:r>
+        <w:rPr>
+          <w:lang w:val="en-IN"/>
+        </w:rPr>
         <w:t>1)@Bean, @Transaction, @Transactional</w:t>
       </w:r>
     </w:p>
@@ -21,73 +33,37 @@
           <w:lang w:val="en-IN"/>
         </w:rPr>
       </w:pPr>
-      <w:proofErr w:type="gramStart"/>
-      <w:r>
-        <w:rPr>
-          <w:lang w:val="en-IN"/>
-        </w:rPr>
-        <w:t>2)oops</w:t>
-      </w:r>
-      <w:proofErr w:type="gramEnd"/>
-      <w:r>
-        <w:rPr>
-          <w:lang w:val="en-IN"/>
-        </w:rPr>
-        <w:t>(encapsulation, abstraction, inheritance, polymorphism(method overloading, overriding)</w:t>
-      </w:r>
-    </w:p>
-    <w:p>
-      <w:pPr>
-        <w:rPr>
-          <w:lang w:val="en-IN"/>
-        </w:rPr>
-      </w:pPr>
-      <w:r>
-        <w:rPr>
-          <w:lang w:val="en-IN"/>
-        </w:rPr>
-        <w:t xml:space="preserve">3) </w:t>
-      </w:r>
-      <w:proofErr w:type="gramStart"/>
-      <w:r>
-        <w:rPr>
-          <w:lang w:val="en-IN"/>
-        </w:rPr>
-        <w:t>diff</w:t>
-      </w:r>
-      <w:proofErr w:type="gramEnd"/>
-      <w:r>
-        <w:rPr>
-          <w:lang w:val="en-IN"/>
-        </w:rPr>
-        <w:t xml:space="preserve"> b/w method overloading, overriding</w:t>
-      </w:r>
-    </w:p>
-    <w:p>
-      <w:pPr>
-        <w:rPr>
-          <w:lang w:val="en-IN"/>
-        </w:rPr>
-      </w:pPr>
-      <w:r>
-        <w:rPr>
-          <w:lang w:val="en-IN"/>
-        </w:rPr>
-        <w:t xml:space="preserve">4) </w:t>
-      </w:r>
-      <w:proofErr w:type="gramStart"/>
-      <w:r>
-        <w:rPr>
-          <w:lang w:val="en-IN"/>
-        </w:rPr>
-        <w:t>diff</w:t>
-      </w:r>
-      <w:proofErr w:type="gramEnd"/>
-      <w:r>
-        <w:rPr>
-          <w:lang w:val="en-IN"/>
-        </w:rPr>
-        <w:t xml:space="preserve"> b/w</w:t>
+      <w:r>
+        <w:rPr>
+          <w:lang w:val="en-IN"/>
+        </w:rPr>
+        <w:t>2)oops(encapsulation, abstraction, inheritance, polymorphism(method overloading, overriding)</w:t>
+      </w:r>
+    </w:p>
+    <w:p>
+      <w:pPr>
+        <w:rPr>
+          <w:lang w:val="en-IN"/>
+        </w:rPr>
+      </w:pPr>
+      <w:r>
+        <w:rPr>
+          <w:lang w:val="en-IN"/>
+        </w:rPr>
+        <w:t>3) diff b/w method overloading, overriding</w:t>
+      </w:r>
+    </w:p>
+    <w:p>
+      <w:pPr>
+        <w:rPr>
+          <w:lang w:val="en-IN"/>
+        </w:rPr>
+      </w:pPr>
+      <w:r>
+        <w:rPr>
+          <w:lang w:val="en-IN"/>
+        </w:rPr>
+        <w:t>4) diff b/w</w:t>
       </w:r>
       <w:r>
         <w:rPr>
@@ -106,196 +82,52 @@
         <w:rPr>
           <w:lang w:val="en-IN"/>
         </w:rPr>
-        <w:t xml:space="preserve">5) </w:t>
-      </w:r>
-      <w:proofErr w:type="gramStart"/>
-      <w:r>
-        <w:rPr>
-          <w:lang w:val="en-IN"/>
-        </w:rPr>
-        <w:t>diff</w:t>
-      </w:r>
-      <w:proofErr w:type="gramEnd"/>
-      <w:r>
-        <w:rPr>
-          <w:lang w:val="en-IN"/>
-        </w:rPr>
-        <w:t xml:space="preserve"> b/w List, </w:t>
-      </w:r>
-      <w:proofErr w:type="spellStart"/>
-      <w:r>
-        <w:rPr>
-          <w:lang w:val="en-IN"/>
-        </w:rPr>
-        <w:t>ArrayList</w:t>
-      </w:r>
-      <w:proofErr w:type="spellEnd"/>
-      <w:r>
-        <w:rPr>
-          <w:lang w:val="en-IN"/>
-        </w:rPr>
-        <w:t xml:space="preserve">, </w:t>
-      </w:r>
-      <w:proofErr w:type="spellStart"/>
-      <w:r>
-        <w:rPr>
-          <w:lang w:val="en-IN"/>
-        </w:rPr>
-        <w:t>LinkedList</w:t>
-      </w:r>
-      <w:proofErr w:type="spellEnd"/>
-      <w:r>
-        <w:rPr>
-          <w:lang w:val="en-IN"/>
-        </w:rPr>
-        <w:t xml:space="preserve">, </w:t>
-      </w:r>
-      <w:proofErr w:type="spellStart"/>
-      <w:r>
-        <w:rPr>
-          <w:lang w:val="en-IN"/>
-        </w:rPr>
-        <w:t>DoublyLinkedList</w:t>
-      </w:r>
-      <w:proofErr w:type="spellEnd"/>
-    </w:p>
-    <w:p>
-      <w:pPr>
-        <w:rPr>
-          <w:lang w:val="en-IN"/>
-        </w:rPr>
-      </w:pPr>
-      <w:r>
-        <w:rPr>
-          <w:lang w:val="en-IN"/>
-        </w:rPr>
-        <w:t xml:space="preserve">6) </w:t>
-      </w:r>
-      <w:proofErr w:type="gramStart"/>
-      <w:r>
-        <w:rPr>
-          <w:lang w:val="en-IN"/>
-        </w:rPr>
-        <w:t>diff</w:t>
-      </w:r>
-      <w:proofErr w:type="gramEnd"/>
-      <w:r>
-        <w:rPr>
-          <w:lang w:val="en-IN"/>
-        </w:rPr>
-        <w:t xml:space="preserve"> b/w </w:t>
-      </w:r>
-      <w:proofErr w:type="spellStart"/>
-      <w:r>
-        <w:rPr>
-          <w:lang w:val="en-IN"/>
-        </w:rPr>
-        <w:t>Set,HashSet,TreeSet</w:t>
-      </w:r>
-      <w:proofErr w:type="spellEnd"/>
-      <w:r>
-        <w:rPr>
-          <w:lang w:val="en-IN"/>
-        </w:rPr>
-        <w:t xml:space="preserve">, </w:t>
-      </w:r>
-      <w:proofErr w:type="spellStart"/>
-      <w:r>
-        <w:rPr>
-          <w:lang w:val="en-IN"/>
-        </w:rPr>
-        <w:t>LinkedHashSet</w:t>
-      </w:r>
-      <w:proofErr w:type="spellEnd"/>
-    </w:p>
-    <w:p>
-      <w:pPr>
-        <w:rPr>
-          <w:lang w:val="en-IN"/>
-        </w:rPr>
-      </w:pPr>
-      <w:r>
-        <w:rPr>
-          <w:lang w:val="en-IN"/>
-        </w:rPr>
-        <w:t xml:space="preserve">7) </w:t>
-      </w:r>
-      <w:proofErr w:type="gramStart"/>
-      <w:r>
-        <w:rPr>
-          <w:lang w:val="en-IN"/>
-        </w:rPr>
-        <w:t>diff</w:t>
-      </w:r>
-      <w:proofErr w:type="gramEnd"/>
-      <w:r>
-        <w:rPr>
-          <w:lang w:val="en-IN"/>
-        </w:rPr>
-        <w:t xml:space="preserve"> b/w Map, </w:t>
-      </w:r>
-      <w:proofErr w:type="spellStart"/>
-      <w:r>
-        <w:rPr>
-          <w:lang w:val="en-IN"/>
-        </w:rPr>
-        <w:t>HashMap</w:t>
-      </w:r>
-      <w:proofErr w:type="spellEnd"/>
-      <w:r>
-        <w:rPr>
-          <w:lang w:val="en-IN"/>
-        </w:rPr>
-        <w:t xml:space="preserve">, </w:t>
-      </w:r>
-      <w:proofErr w:type="spellStart"/>
-      <w:r>
-        <w:rPr>
-          <w:lang w:val="en-IN"/>
-        </w:rPr>
-        <w:t>TreeMap</w:t>
-      </w:r>
-      <w:proofErr w:type="spellEnd"/>
-      <w:r>
-        <w:rPr>
-          <w:lang w:val="en-IN"/>
-        </w:rPr>
-        <w:t xml:space="preserve">, </w:t>
-      </w:r>
-      <w:proofErr w:type="spellStart"/>
-      <w:r>
-        <w:rPr>
-          <w:lang w:val="en-IN"/>
-        </w:rPr>
-        <w:t>LinkedHashMap</w:t>
-      </w:r>
-      <w:proofErr w:type="spellEnd"/>
-    </w:p>
-    <w:p>
-      <w:pPr>
-        <w:rPr>
-          <w:lang w:val="en-IN"/>
-        </w:rPr>
-      </w:pPr>
-      <w:r>
-        <w:rPr>
-          <w:lang w:val="en-IN"/>
-        </w:rPr>
-        <w:t xml:space="preserve">8) </w:t>
-      </w:r>
-      <w:proofErr w:type="gramStart"/>
-      <w:r>
-        <w:rPr>
-          <w:lang w:val="en-IN"/>
-        </w:rPr>
-        <w:t>java</w:t>
-      </w:r>
-      <w:proofErr w:type="gramEnd"/>
-      <w:r>
-        <w:rPr>
-          <w:lang w:val="en-IN"/>
-        </w:rPr>
-        <w:t xml:space="preserve"> 8 features(lambda</w:t>
+        <w:t>5) diff b/w List, ArrayList, LinkedList</w:t>
+      </w:r>
+      <w:r>
+        <w:rPr>
+          <w:lang w:val="en-IN"/>
+        </w:rPr>
+        <w:t>, DoublyLinkedList</w:t>
+      </w:r>
+    </w:p>
+    <w:p>
+      <w:pPr>
+        <w:rPr>
+          <w:lang w:val="en-IN"/>
+        </w:rPr>
+      </w:pPr>
+      <w:r>
+        <w:rPr>
+          <w:lang w:val="en-IN"/>
+        </w:rPr>
+        <w:t>6) diff b/w Set,HashSet,TreeSet, LinkedHashSet</w:t>
+      </w:r>
+    </w:p>
+    <w:p>
+      <w:pPr>
+        <w:rPr>
+          <w:lang w:val="en-IN"/>
+        </w:rPr>
+      </w:pPr>
+      <w:r>
+        <w:rPr>
+          <w:lang w:val="en-IN"/>
+        </w:rPr>
+        <w:t>7) diff b/w Map, HashMap, TreeMap, LinkedHashMap</w:t>
+      </w:r>
+    </w:p>
+    <w:p>
+      <w:pPr>
+        <w:rPr>
+          <w:lang w:val="en-IN"/>
+        </w:rPr>
+      </w:pPr>
+      <w:r>
+        <w:rPr>
+          <w:lang w:val="en-IN"/>
+        </w:rPr>
+        <w:t>8) java 8 features(lambda</w:t>
       </w:r>
       <w:r>
         <w:rPr>
@@ -307,35 +139,7 @@
         <w:rPr>
           <w:lang w:val="en-IN"/>
         </w:rPr>
-        <w:t xml:space="preserve">, functional interface, Stream </w:t>
-      </w:r>
-      <w:proofErr w:type="spellStart"/>
-      <w:r>
-        <w:rPr>
-          <w:lang w:val="en-IN"/>
-        </w:rPr>
-        <w:t>Api</w:t>
-      </w:r>
-      <w:proofErr w:type="spellEnd"/>
-      <w:r>
-        <w:rPr>
-          <w:lang w:val="en-IN"/>
-        </w:rPr>
-        <w:t xml:space="preserve">, </w:t>
-      </w:r>
-      <w:proofErr w:type="spellStart"/>
-      <w:r>
-        <w:rPr>
-          <w:lang w:val="en-IN"/>
-        </w:rPr>
-        <w:t>DateTime</w:t>
-      </w:r>
-      <w:proofErr w:type="spellEnd"/>
-      <w:r>
-        <w:rPr>
-          <w:lang w:val="en-IN"/>
-        </w:rPr>
-        <w:t xml:space="preserve"> API, Memory Mgmt, </w:t>
+        <w:t xml:space="preserve">, functional interface, Stream Api, DateTime API, Memory Mgmt, </w:t>
       </w:r>
       <w:r>
         <w:rPr>
